--- a/Create App.docx
+++ b/Create App.docx
@@ -7743,7 +7743,7 @@
     <w:p>
       <w:pPr>
         <w:shd w:val="clear" w:color="auto" w:fill="121314"/>
-        <w:spacing w:after="0" w:line="285" w:lineRule="atLeast"/>
+        <w:spacing w:line="285" w:lineRule="atLeast"/>
         <w:rPr>
           <w:rFonts w:ascii="Consolas" w:eastAsia="Times New Roman" w:hAnsi="Consolas" w:cs="Times New Roman"/>
           <w:color w:val="BBBEBF"/>
@@ -7760,6 +7760,15 @@
         </w:rPr>
         <w:t xml:space="preserve">  </w:t>
       </w:r>
+      <w:r>
+        <w:rPr>
+          <w:rFonts w:ascii="Consolas" w:eastAsia="Times New Roman" w:hAnsi="Consolas" w:cs="Times New Roman"/>
+          <w:color w:val="C9D1D9"/>
+          <w:sz w:val="21"/>
+          <w:szCs w:val="21"/>
+        </w:rPr>
+        <w:t xml:space="preserve">  </w:t>
+      </w:r>
       <w:proofErr w:type="spellStart"/>
       <w:r>
         <w:rPr>
@@ -7865,67 +7874,6 @@
         <w:t>{</w:t>
       </w:r>
       <w:proofErr w:type="gramEnd"/>
-    </w:p>
-    <w:p>
-      <w:pPr>
-        <w:shd w:val="clear" w:color="auto" w:fill="121314"/>
-        <w:spacing w:after="0" w:line="285" w:lineRule="atLeast"/>
-        <w:rPr>
-          <w:rFonts w:ascii="Consolas" w:eastAsia="Times New Roman" w:hAnsi="Consolas" w:cs="Times New Roman"/>
-          <w:color w:val="BBBEBF"/>
-          <w:sz w:val="21"/>
-          <w:szCs w:val="21"/>
-        </w:rPr>
-      </w:pPr>
-      <w:r>
-        <w:rPr>
-          <w:rFonts w:ascii="Consolas" w:eastAsia="Times New Roman" w:hAnsi="Consolas" w:cs="Times New Roman"/>
-          <w:color w:val="C9D1D9"/>
-          <w:sz w:val="21"/>
-          <w:szCs w:val="21"/>
-        </w:rPr>
-        <w:t xml:space="preserve">    </w:t>
-      </w:r>
-      <w:proofErr w:type="spellStart"/>
-      <w:proofErr w:type="gramStart"/>
-      <w:r>
-        <w:rPr>
-          <w:rFonts w:ascii="Consolas" w:eastAsia="Times New Roman" w:hAnsi="Consolas" w:cs="Times New Roman"/>
-          <w:color w:val="FFA657"/>
-          <w:sz w:val="21"/>
-          <w:szCs w:val="21"/>
-        </w:rPr>
-        <w:t>e</w:t>
-      </w:r>
-      <w:r>
-        <w:rPr>
-          <w:rFonts w:ascii="Consolas" w:eastAsia="Times New Roman" w:hAnsi="Consolas" w:cs="Times New Roman"/>
-          <w:color w:val="C9D1D9"/>
-          <w:sz w:val="21"/>
-          <w:szCs w:val="21"/>
-        </w:rPr>
-        <w:t>.</w:t>
-      </w:r>
-      <w:r>
-        <w:rPr>
-          <w:rFonts w:ascii="Consolas" w:eastAsia="Times New Roman" w:hAnsi="Consolas" w:cs="Times New Roman"/>
-          <w:color w:val="D2A8FF"/>
-          <w:sz w:val="21"/>
-          <w:szCs w:val="21"/>
-        </w:rPr>
-        <w:t>preventDefault</w:t>
-      </w:r>
-      <w:proofErr w:type="spellEnd"/>
-      <w:proofErr w:type="gramEnd"/>
-      <w:r>
-        <w:rPr>
-          <w:rFonts w:ascii="Consolas" w:eastAsia="Times New Roman" w:hAnsi="Consolas" w:cs="Times New Roman"/>
-          <w:color w:val="C9D1D9"/>
-          <w:sz w:val="21"/>
-          <w:szCs w:val="21"/>
-        </w:rPr>
-        <w:t>()</w:t>
-      </w:r>
     </w:p>
     <w:p>
       <w:pPr>
@@ -7949,6 +7897,67 @@
         <w:t xml:space="preserve">    </w:t>
       </w:r>
       <w:proofErr w:type="spellStart"/>
+      <w:proofErr w:type="gramStart"/>
+      <w:r>
+        <w:rPr>
+          <w:rFonts w:ascii="Consolas" w:eastAsia="Times New Roman" w:hAnsi="Consolas" w:cs="Times New Roman"/>
+          <w:color w:val="FFA657"/>
+          <w:sz w:val="21"/>
+          <w:szCs w:val="21"/>
+        </w:rPr>
+        <w:t>e</w:t>
+      </w:r>
+      <w:r>
+        <w:rPr>
+          <w:rFonts w:ascii="Consolas" w:eastAsia="Times New Roman" w:hAnsi="Consolas" w:cs="Times New Roman"/>
+          <w:color w:val="C9D1D9"/>
+          <w:sz w:val="21"/>
+          <w:szCs w:val="21"/>
+        </w:rPr>
+        <w:t>.</w:t>
+      </w:r>
+      <w:r>
+        <w:rPr>
+          <w:rFonts w:ascii="Consolas" w:eastAsia="Times New Roman" w:hAnsi="Consolas" w:cs="Times New Roman"/>
+          <w:color w:val="D2A8FF"/>
+          <w:sz w:val="21"/>
+          <w:szCs w:val="21"/>
+        </w:rPr>
+        <w:t>preventDefault</w:t>
+      </w:r>
+      <w:proofErr w:type="spellEnd"/>
+      <w:proofErr w:type="gramEnd"/>
+      <w:r>
+        <w:rPr>
+          <w:rFonts w:ascii="Consolas" w:eastAsia="Times New Roman" w:hAnsi="Consolas" w:cs="Times New Roman"/>
+          <w:color w:val="C9D1D9"/>
+          <w:sz w:val="21"/>
+          <w:szCs w:val="21"/>
+        </w:rPr>
+        <w:t>()</w:t>
+      </w:r>
+    </w:p>
+    <w:p>
+      <w:pPr>
+        <w:shd w:val="clear" w:color="auto" w:fill="121314"/>
+        <w:spacing w:after="0" w:line="285" w:lineRule="atLeast"/>
+        <w:rPr>
+          <w:rFonts w:ascii="Consolas" w:eastAsia="Times New Roman" w:hAnsi="Consolas" w:cs="Times New Roman"/>
+          <w:color w:val="BBBEBF"/>
+          <w:sz w:val="21"/>
+          <w:szCs w:val="21"/>
+        </w:rPr>
+      </w:pPr>
+      <w:r>
+        <w:rPr>
+          <w:rFonts w:ascii="Consolas" w:eastAsia="Times New Roman" w:hAnsi="Consolas" w:cs="Times New Roman"/>
+          <w:color w:val="C9D1D9"/>
+          <w:sz w:val="21"/>
+          <w:szCs w:val="21"/>
+        </w:rPr>
+        <w:t xml:space="preserve">    </w:t>
+      </w:r>
+      <w:proofErr w:type="spellStart"/>
       <w:r>
         <w:rPr>
           <w:rFonts w:ascii="Consolas" w:eastAsia="Times New Roman" w:hAnsi="Consolas" w:cs="Times New Roman"/>
@@ -8256,6 +8265,305 @@
           <w:szCs w:val="21"/>
         </w:rPr>
       </w:pPr>
+    </w:p>
+    <w:p>
+      <w:pPr>
+        <w:shd w:val="clear" w:color="auto" w:fill="121314"/>
+        <w:spacing w:after="0" w:line="285" w:lineRule="atLeast"/>
+        <w:rPr>
+          <w:rFonts w:ascii="Consolas" w:eastAsia="Times New Roman" w:hAnsi="Consolas" w:cs="Times New Roman"/>
+          <w:color w:val="BBBEBF"/>
+          <w:sz w:val="21"/>
+          <w:szCs w:val="21"/>
+        </w:rPr>
+      </w:pPr>
+      <w:r>
+        <w:rPr>
+          <w:rFonts w:ascii="Consolas" w:eastAsia="Times New Roman" w:hAnsi="Consolas" w:cs="Times New Roman"/>
+          <w:color w:val="C9D1D9"/>
+          <w:sz w:val="21"/>
+          <w:szCs w:val="21"/>
+        </w:rPr>
+        <w:t xml:space="preserve">    </w:t>
+      </w:r>
+      <w:proofErr w:type="spellStart"/>
+      <w:r>
+        <w:rPr>
+          <w:rFonts w:ascii="Consolas" w:eastAsia="Times New Roman" w:hAnsi="Consolas" w:cs="Times New Roman"/>
+          <w:color w:val="D2A8FF"/>
+          <w:sz w:val="21"/>
+          <w:szCs w:val="21"/>
+        </w:rPr>
+        <w:t>addStudent</w:t>
+      </w:r>
+      <w:proofErr w:type="spellEnd"/>
+      <w:r>
+        <w:rPr>
+          <w:rFonts w:ascii="Consolas" w:eastAsia="Times New Roman" w:hAnsi="Consolas" w:cs="Times New Roman"/>
+          <w:color w:val="C9D1D9"/>
+          <w:sz w:val="21"/>
+          <w:szCs w:val="21"/>
+        </w:rPr>
+        <w:t>(data)</w:t>
+      </w:r>
+    </w:p>
+    <w:p>
+      <w:pPr>
+        <w:shd w:val="clear" w:color="auto" w:fill="121314"/>
+        <w:spacing w:after="0" w:line="285" w:lineRule="atLeast"/>
+        <w:rPr>
+          <w:rFonts w:ascii="Consolas" w:eastAsia="Times New Roman" w:hAnsi="Consolas" w:cs="Times New Roman"/>
+          <w:color w:val="BBBEBF"/>
+          <w:sz w:val="21"/>
+          <w:szCs w:val="21"/>
+        </w:rPr>
+      </w:pPr>
+      <w:r>
+        <w:rPr>
+          <w:rFonts w:ascii="Consolas" w:eastAsia="Times New Roman" w:hAnsi="Consolas" w:cs="Times New Roman"/>
+          <w:color w:val="C9D1D9"/>
+          <w:sz w:val="21"/>
+          <w:szCs w:val="21"/>
+        </w:rPr>
+        <w:t xml:space="preserve">    </w:t>
+      </w:r>
+      <w:proofErr w:type="spellStart"/>
+      <w:proofErr w:type="gramStart"/>
+      <w:r>
+        <w:rPr>
+          <w:rFonts w:ascii="Consolas" w:eastAsia="Times New Roman" w:hAnsi="Consolas" w:cs="Times New Roman"/>
+          <w:color w:val="79C0FF"/>
+          <w:sz w:val="21"/>
+          <w:szCs w:val="21"/>
+        </w:rPr>
+        <w:t>name</w:t>
+      </w:r>
+      <w:r>
+        <w:rPr>
+          <w:rFonts w:ascii="Consolas" w:eastAsia="Times New Roman" w:hAnsi="Consolas" w:cs="Times New Roman"/>
+          <w:color w:val="C9D1D9"/>
+          <w:sz w:val="21"/>
+          <w:szCs w:val="21"/>
+        </w:rPr>
+        <w:t>.current</w:t>
+      </w:r>
+      <w:proofErr w:type="gramEnd"/>
+      <w:r>
+        <w:rPr>
+          <w:rFonts w:ascii="Consolas" w:eastAsia="Times New Roman" w:hAnsi="Consolas" w:cs="Times New Roman"/>
+          <w:color w:val="C9D1D9"/>
+          <w:sz w:val="21"/>
+          <w:szCs w:val="21"/>
+        </w:rPr>
+        <w:t>.value</w:t>
+      </w:r>
+      <w:proofErr w:type="spellEnd"/>
+      <w:r>
+        <w:rPr>
+          <w:rFonts w:ascii="Consolas" w:eastAsia="Times New Roman" w:hAnsi="Consolas" w:cs="Times New Roman"/>
+          <w:color w:val="C9D1D9"/>
+          <w:sz w:val="21"/>
+          <w:szCs w:val="21"/>
+        </w:rPr>
+        <w:t xml:space="preserve"> </w:t>
+      </w:r>
+      <w:r>
+        <w:rPr>
+          <w:rFonts w:ascii="Consolas" w:eastAsia="Times New Roman" w:hAnsi="Consolas" w:cs="Times New Roman"/>
+          <w:color w:val="D4D4D4"/>
+          <w:sz w:val="21"/>
+          <w:szCs w:val="21"/>
+        </w:rPr>
+        <w:t>=</w:t>
+      </w:r>
+      <w:r>
+        <w:rPr>
+          <w:rFonts w:ascii="Consolas" w:eastAsia="Times New Roman" w:hAnsi="Consolas" w:cs="Times New Roman"/>
+          <w:color w:val="C9D1D9"/>
+          <w:sz w:val="21"/>
+          <w:szCs w:val="21"/>
+        </w:rPr>
+        <w:t xml:space="preserve"> </w:t>
+      </w:r>
+      <w:r>
+        <w:rPr>
+          <w:rFonts w:ascii="Consolas" w:eastAsia="Times New Roman" w:hAnsi="Consolas" w:cs="Times New Roman"/>
+          <w:color w:val="A5D6FF"/>
+          <w:sz w:val="21"/>
+          <w:szCs w:val="21"/>
+        </w:rPr>
+        <w:t>""</w:t>
+      </w:r>
+    </w:p>
+    <w:p>
+      <w:pPr>
+        <w:shd w:val="clear" w:color="auto" w:fill="121314"/>
+        <w:spacing w:after="0" w:line="285" w:lineRule="atLeast"/>
+        <w:rPr>
+          <w:rFonts w:ascii="Consolas" w:eastAsia="Times New Roman" w:hAnsi="Consolas" w:cs="Times New Roman"/>
+          <w:color w:val="BBBEBF"/>
+          <w:sz w:val="21"/>
+          <w:szCs w:val="21"/>
+        </w:rPr>
+      </w:pPr>
+      <w:r>
+        <w:rPr>
+          <w:rFonts w:ascii="Consolas" w:eastAsia="Times New Roman" w:hAnsi="Consolas" w:cs="Times New Roman"/>
+          <w:color w:val="C9D1D9"/>
+          <w:sz w:val="21"/>
+          <w:szCs w:val="21"/>
+        </w:rPr>
+        <w:t xml:space="preserve">    </w:t>
+      </w:r>
+      <w:proofErr w:type="spellStart"/>
+      <w:proofErr w:type="gramStart"/>
+      <w:r>
+        <w:rPr>
+          <w:rFonts w:ascii="Consolas" w:eastAsia="Times New Roman" w:hAnsi="Consolas" w:cs="Times New Roman"/>
+          <w:color w:val="C9D1D9"/>
+          <w:sz w:val="21"/>
+          <w:szCs w:val="21"/>
+        </w:rPr>
+        <w:t>email.current</w:t>
+      </w:r>
+      <w:proofErr w:type="gramEnd"/>
+      <w:r>
+        <w:rPr>
+          <w:rFonts w:ascii="Consolas" w:eastAsia="Times New Roman" w:hAnsi="Consolas" w:cs="Times New Roman"/>
+          <w:color w:val="C9D1D9"/>
+          <w:sz w:val="21"/>
+          <w:szCs w:val="21"/>
+        </w:rPr>
+        <w:t>.value</w:t>
+      </w:r>
+      <w:proofErr w:type="spellEnd"/>
+      <w:r>
+        <w:rPr>
+          <w:rFonts w:ascii="Consolas" w:eastAsia="Times New Roman" w:hAnsi="Consolas" w:cs="Times New Roman"/>
+          <w:color w:val="C9D1D9"/>
+          <w:sz w:val="21"/>
+          <w:szCs w:val="21"/>
+        </w:rPr>
+        <w:t xml:space="preserve"> </w:t>
+      </w:r>
+      <w:r>
+        <w:rPr>
+          <w:rFonts w:ascii="Consolas" w:eastAsia="Times New Roman" w:hAnsi="Consolas" w:cs="Times New Roman"/>
+          <w:color w:val="D4D4D4"/>
+          <w:sz w:val="21"/>
+          <w:szCs w:val="21"/>
+        </w:rPr>
+        <w:t>=</w:t>
+      </w:r>
+      <w:r>
+        <w:rPr>
+          <w:rFonts w:ascii="Consolas" w:eastAsia="Times New Roman" w:hAnsi="Consolas" w:cs="Times New Roman"/>
+          <w:color w:val="C9D1D9"/>
+          <w:sz w:val="21"/>
+          <w:szCs w:val="21"/>
+        </w:rPr>
+        <w:t xml:space="preserve"> </w:t>
+      </w:r>
+      <w:r>
+        <w:rPr>
+          <w:rFonts w:ascii="Consolas" w:eastAsia="Times New Roman" w:hAnsi="Consolas" w:cs="Times New Roman"/>
+          <w:color w:val="A5D6FF"/>
+          <w:sz w:val="21"/>
+          <w:szCs w:val="21"/>
+        </w:rPr>
+        <w:t>""</w:t>
+      </w:r>
+    </w:p>
+    <w:p>
+      <w:pPr>
+        <w:shd w:val="clear" w:color="auto" w:fill="121314"/>
+        <w:spacing w:after="0" w:line="285" w:lineRule="atLeast"/>
+        <w:rPr>
+          <w:rFonts w:ascii="Consolas" w:eastAsia="Times New Roman" w:hAnsi="Consolas" w:cs="Times New Roman"/>
+          <w:color w:val="BBBEBF"/>
+          <w:sz w:val="21"/>
+          <w:szCs w:val="21"/>
+        </w:rPr>
+      </w:pPr>
+      <w:r>
+        <w:rPr>
+          <w:rFonts w:ascii="Consolas" w:eastAsia="Times New Roman" w:hAnsi="Consolas" w:cs="Times New Roman"/>
+          <w:color w:val="C9D1D9"/>
+          <w:sz w:val="21"/>
+          <w:szCs w:val="21"/>
+        </w:rPr>
+        <w:t xml:space="preserve">    </w:t>
+      </w:r>
+      <w:proofErr w:type="spellStart"/>
+      <w:proofErr w:type="gramStart"/>
+      <w:r>
+        <w:rPr>
+          <w:rFonts w:ascii="Consolas" w:eastAsia="Times New Roman" w:hAnsi="Consolas" w:cs="Times New Roman"/>
+          <w:color w:val="C9D1D9"/>
+          <w:sz w:val="21"/>
+          <w:szCs w:val="21"/>
+        </w:rPr>
+        <w:t>city.current</w:t>
+      </w:r>
+      <w:proofErr w:type="gramEnd"/>
+      <w:r>
+        <w:rPr>
+          <w:rFonts w:ascii="Consolas" w:eastAsia="Times New Roman" w:hAnsi="Consolas" w:cs="Times New Roman"/>
+          <w:color w:val="C9D1D9"/>
+          <w:sz w:val="21"/>
+          <w:szCs w:val="21"/>
+        </w:rPr>
+        <w:t>.value</w:t>
+      </w:r>
+      <w:proofErr w:type="spellEnd"/>
+      <w:r>
+        <w:rPr>
+          <w:rFonts w:ascii="Consolas" w:eastAsia="Times New Roman" w:hAnsi="Consolas" w:cs="Times New Roman"/>
+          <w:color w:val="C9D1D9"/>
+          <w:sz w:val="21"/>
+          <w:szCs w:val="21"/>
+        </w:rPr>
+        <w:t xml:space="preserve"> </w:t>
+      </w:r>
+      <w:r>
+        <w:rPr>
+          <w:rFonts w:ascii="Consolas" w:eastAsia="Times New Roman" w:hAnsi="Consolas" w:cs="Times New Roman"/>
+          <w:color w:val="D4D4D4"/>
+          <w:sz w:val="21"/>
+          <w:szCs w:val="21"/>
+        </w:rPr>
+        <w:t>=</w:t>
+      </w:r>
+      <w:r>
+        <w:rPr>
+          <w:rFonts w:ascii="Consolas" w:eastAsia="Times New Roman" w:hAnsi="Consolas" w:cs="Times New Roman"/>
+          <w:color w:val="C9D1D9"/>
+          <w:sz w:val="21"/>
+          <w:szCs w:val="21"/>
+        </w:rPr>
+        <w:t xml:space="preserve"> </w:t>
+      </w:r>
+      <w:r>
+        <w:rPr>
+          <w:rFonts w:ascii="Consolas" w:eastAsia="Times New Roman" w:hAnsi="Consolas" w:cs="Times New Roman"/>
+          <w:color w:val="A5D6FF"/>
+          <w:sz w:val="21"/>
+          <w:szCs w:val="21"/>
+        </w:rPr>
+        <w:t>""</w:t>
+      </w:r>
+    </w:p>
+    <w:p>
+      <w:pPr>
+        <w:shd w:val="clear" w:color="auto" w:fill="121314"/>
+        <w:spacing w:after="0" w:line="285" w:lineRule="atLeast"/>
+        <w:rPr>
+          <w:rFonts w:ascii="Consolas" w:eastAsia="Times New Roman" w:hAnsi="Consolas" w:cs="Times New Roman"/>
+          <w:color w:val="BBBEBF"/>
+          <w:sz w:val="21"/>
+          <w:szCs w:val="21"/>
+        </w:rPr>
+      </w:pPr>
       <w:r>
         <w:rPr>
           <w:rFonts w:ascii="Consolas" w:eastAsia="Times New Roman" w:hAnsi="Consolas" w:cs="Times New Roman"/>
@@ -8265,6 +8573,24 @@
         </w:rPr>
         <w:t>  }</w:t>
       </w:r>
+    </w:p>
+    <w:p>
+      <w:pPr>
+        <w:shd w:val="clear" w:color="auto" w:fill="121314"/>
+        <w:spacing w:after="0" w:line="285" w:lineRule="atLeast"/>
+        <w:rPr>
+          <w:rFonts w:ascii="Consolas" w:eastAsia="Times New Roman" w:hAnsi="Consolas" w:cs="Times New Roman"/>
+          <w:color w:val="BBBEBF"/>
+          <w:sz w:val="21"/>
+          <w:szCs w:val="21"/>
+        </w:rPr>
+      </w:pPr>
+    </w:p>
+    <w:p>
+      <w:pPr>
+        <w:shd w:val="clear" w:color="auto" w:fill="121314"/>
+        <w:spacing w:after="0" w:line="285" w:lineRule="atLeast"/>
+      </w:pPr>
     </w:p>
     <w:p>
       <w:pPr>
@@ -8272,6 +8598,129 @@
           <w:tab w:val="left" w:pos="1842"/>
         </w:tabs>
       </w:pPr>
+      <w:r>
+        <w:t xml:space="preserve">Add in &lt;Create /&gt; in </w:t>
+      </w:r>
+      <w:proofErr w:type="spellStart"/>
+      <w:r>
+        <w:t>App.jsx</w:t>
+      </w:r>
+      <w:proofErr w:type="spellEnd"/>
+    </w:p>
+    <w:p>
+      <w:pPr>
+        <w:shd w:val="clear" w:color="auto" w:fill="121314"/>
+        <w:spacing w:after="0" w:line="285" w:lineRule="atLeast"/>
+        <w:rPr>
+          <w:rFonts w:ascii="Consolas" w:eastAsia="Times New Roman" w:hAnsi="Consolas" w:cs="Times New Roman"/>
+          <w:color w:val="BBBEBF"/>
+          <w:sz w:val="21"/>
+          <w:szCs w:val="21"/>
+        </w:rPr>
+      </w:pPr>
+      <w:r>
+        <w:rPr>
+          <w:rFonts w:ascii="Consolas" w:eastAsia="Times New Roman" w:hAnsi="Consolas" w:cs="Times New Roman"/>
+          <w:color w:val="9CDCFE"/>
+          <w:sz w:val="21"/>
+          <w:szCs w:val="21"/>
+        </w:rPr>
+        <w:t>student</w:t>
+      </w:r>
+      <w:r>
+        <w:rPr>
+          <w:rFonts w:ascii="Consolas" w:eastAsia="Times New Roman" w:hAnsi="Consolas" w:cs="Times New Roman"/>
+          <w:color w:val="D4D4D4"/>
+          <w:sz w:val="21"/>
+          <w:szCs w:val="21"/>
+        </w:rPr>
+        <w:t>=</w:t>
+      </w:r>
+      <w:r>
+        <w:rPr>
+          <w:rFonts w:ascii="Consolas" w:eastAsia="Times New Roman" w:hAnsi="Consolas" w:cs="Times New Roman"/>
+          <w:color w:val="FF7B72"/>
+          <w:sz w:val="21"/>
+          <w:szCs w:val="21"/>
+        </w:rPr>
+        <w:t>{</w:t>
+      </w:r>
+      <w:r>
+        <w:rPr>
+          <w:rFonts w:ascii="Consolas" w:eastAsia="Times New Roman" w:hAnsi="Consolas" w:cs="Times New Roman"/>
+          <w:color w:val="C9D1D9"/>
+          <w:sz w:val="21"/>
+          <w:szCs w:val="21"/>
+        </w:rPr>
+        <w:t>student</w:t>
+      </w:r>
+      <w:r>
+        <w:rPr>
+          <w:rFonts w:ascii="Consolas" w:eastAsia="Times New Roman" w:hAnsi="Consolas" w:cs="Times New Roman"/>
+          <w:color w:val="FF7B72"/>
+          <w:sz w:val="21"/>
+          <w:szCs w:val="21"/>
+        </w:rPr>
+        <w:t>}</w:t>
+      </w:r>
+      <w:r>
+        <w:rPr>
+          <w:rFonts w:ascii="Consolas" w:eastAsia="Times New Roman" w:hAnsi="Consolas" w:cs="Times New Roman"/>
+          <w:color w:val="C9D1D9"/>
+          <w:sz w:val="21"/>
+          <w:szCs w:val="21"/>
+        </w:rPr>
+        <w:t xml:space="preserve"> </w:t>
+      </w:r>
+      <w:proofErr w:type="spellStart"/>
+      <w:r>
+        <w:rPr>
+          <w:rFonts w:ascii="Consolas" w:eastAsia="Times New Roman" w:hAnsi="Consolas" w:cs="Times New Roman"/>
+          <w:color w:val="9CDCFE"/>
+          <w:sz w:val="21"/>
+          <w:szCs w:val="21"/>
+        </w:rPr>
+        <w:t>setStudent</w:t>
+      </w:r>
+      <w:proofErr w:type="spellEnd"/>
+      <w:r>
+        <w:rPr>
+          <w:rFonts w:ascii="Consolas" w:eastAsia="Times New Roman" w:hAnsi="Consolas" w:cs="Times New Roman"/>
+          <w:color w:val="D4D4D4"/>
+          <w:sz w:val="21"/>
+          <w:szCs w:val="21"/>
+        </w:rPr>
+        <w:t>=</w:t>
+      </w:r>
+      <w:r>
+        <w:rPr>
+          <w:rFonts w:ascii="Consolas" w:eastAsia="Times New Roman" w:hAnsi="Consolas" w:cs="Times New Roman"/>
+          <w:color w:val="FF7B72"/>
+          <w:sz w:val="21"/>
+          <w:szCs w:val="21"/>
+        </w:rPr>
+        <w:t>{</w:t>
+      </w:r>
+      <w:proofErr w:type="spellStart"/>
+      <w:r>
+        <w:rPr>
+          <w:rFonts w:ascii="Consolas" w:eastAsia="Times New Roman" w:hAnsi="Consolas" w:cs="Times New Roman"/>
+          <w:color w:val="D2A8FF"/>
+          <w:sz w:val="21"/>
+          <w:szCs w:val="21"/>
+        </w:rPr>
+        <w:t>setStudent</w:t>
+      </w:r>
+      <w:proofErr w:type="spellEnd"/>
+      <w:r>
+        <w:rPr>
+          <w:rFonts w:ascii="Consolas" w:eastAsia="Times New Roman" w:hAnsi="Consolas" w:cs="Times New Roman"/>
+          <w:color w:val="FF7B72"/>
+          <w:sz w:val="21"/>
+          <w:szCs w:val="21"/>
+        </w:rPr>
+        <w:t>}</w:t>
+      </w:r>
     </w:p>
     <w:p>
       <w:pPr>
@@ -8280,136 +8729,6 @@
         </w:tabs>
       </w:pPr>
       <w:r>
-        <w:t xml:space="preserve">Add in &lt;Create /&gt; in </w:t>
-      </w:r>
-      <w:proofErr w:type="spellStart"/>
-      <w:r>
-        <w:t>App.jsx</w:t>
-      </w:r>
-      <w:proofErr w:type="spellEnd"/>
-    </w:p>
-    <w:p>
-      <w:pPr>
-        <w:shd w:val="clear" w:color="auto" w:fill="121314"/>
-        <w:spacing w:after="0" w:line="285" w:lineRule="atLeast"/>
-        <w:rPr>
-          <w:rFonts w:ascii="Consolas" w:eastAsia="Times New Roman" w:hAnsi="Consolas" w:cs="Times New Roman"/>
-          <w:color w:val="BBBEBF"/>
-          <w:sz w:val="21"/>
-          <w:szCs w:val="21"/>
-        </w:rPr>
-      </w:pPr>
-      <w:r>
-        <w:rPr>
-          <w:rFonts w:ascii="Consolas" w:eastAsia="Times New Roman" w:hAnsi="Consolas" w:cs="Times New Roman"/>
-          <w:color w:val="9CDCFE"/>
-          <w:sz w:val="21"/>
-          <w:szCs w:val="21"/>
-        </w:rPr>
-        <w:t>student</w:t>
-      </w:r>
-      <w:r>
-        <w:rPr>
-          <w:rFonts w:ascii="Consolas" w:eastAsia="Times New Roman" w:hAnsi="Consolas" w:cs="Times New Roman"/>
-          <w:color w:val="D4D4D4"/>
-          <w:sz w:val="21"/>
-          <w:szCs w:val="21"/>
-        </w:rPr>
-        <w:t>=</w:t>
-      </w:r>
-      <w:r>
-        <w:rPr>
-          <w:rFonts w:ascii="Consolas" w:eastAsia="Times New Roman" w:hAnsi="Consolas" w:cs="Times New Roman"/>
-          <w:color w:val="FF7B72"/>
-          <w:sz w:val="21"/>
-          <w:szCs w:val="21"/>
-        </w:rPr>
-        <w:t>{</w:t>
-      </w:r>
-      <w:r>
-        <w:rPr>
-          <w:rFonts w:ascii="Consolas" w:eastAsia="Times New Roman" w:hAnsi="Consolas" w:cs="Times New Roman"/>
-          <w:color w:val="C9D1D9"/>
-          <w:sz w:val="21"/>
-          <w:szCs w:val="21"/>
-        </w:rPr>
-        <w:t>student</w:t>
-      </w:r>
-      <w:r>
-        <w:rPr>
-          <w:rFonts w:ascii="Consolas" w:eastAsia="Times New Roman" w:hAnsi="Consolas" w:cs="Times New Roman"/>
-          <w:color w:val="FF7B72"/>
-          <w:sz w:val="21"/>
-          <w:szCs w:val="21"/>
-        </w:rPr>
-        <w:t>}</w:t>
-      </w:r>
-      <w:r>
-        <w:rPr>
-          <w:rFonts w:ascii="Consolas" w:eastAsia="Times New Roman" w:hAnsi="Consolas" w:cs="Times New Roman"/>
-          <w:color w:val="C9D1D9"/>
-          <w:sz w:val="21"/>
-          <w:szCs w:val="21"/>
-        </w:rPr>
-        <w:t xml:space="preserve"> </w:t>
-      </w:r>
-      <w:proofErr w:type="spellStart"/>
-      <w:r>
-        <w:rPr>
-          <w:rFonts w:ascii="Consolas" w:eastAsia="Times New Roman" w:hAnsi="Consolas" w:cs="Times New Roman"/>
-          <w:color w:val="9CDCFE"/>
-          <w:sz w:val="21"/>
-          <w:szCs w:val="21"/>
-        </w:rPr>
-        <w:t>setStudent</w:t>
-      </w:r>
-      <w:proofErr w:type="spellEnd"/>
-      <w:r>
-        <w:rPr>
-          <w:rFonts w:ascii="Consolas" w:eastAsia="Times New Roman" w:hAnsi="Consolas" w:cs="Times New Roman"/>
-          <w:color w:val="D4D4D4"/>
-          <w:sz w:val="21"/>
-          <w:szCs w:val="21"/>
-        </w:rPr>
-        <w:t>=</w:t>
-      </w:r>
-      <w:r>
-        <w:rPr>
-          <w:rFonts w:ascii="Consolas" w:eastAsia="Times New Roman" w:hAnsi="Consolas" w:cs="Times New Roman"/>
-          <w:color w:val="FF7B72"/>
-          <w:sz w:val="21"/>
-          <w:szCs w:val="21"/>
-        </w:rPr>
-        <w:t>{</w:t>
-      </w:r>
-      <w:proofErr w:type="spellStart"/>
-      <w:r>
-        <w:rPr>
-          <w:rFonts w:ascii="Consolas" w:eastAsia="Times New Roman" w:hAnsi="Consolas" w:cs="Times New Roman"/>
-          <w:color w:val="D2A8FF"/>
-          <w:sz w:val="21"/>
-          <w:szCs w:val="21"/>
-        </w:rPr>
-        <w:t>setStudent</w:t>
-      </w:r>
-      <w:proofErr w:type="spellEnd"/>
-      <w:r>
-        <w:rPr>
-          <w:rFonts w:ascii="Consolas" w:eastAsia="Times New Roman" w:hAnsi="Consolas" w:cs="Times New Roman"/>
-          <w:color w:val="FF7B72"/>
-          <w:sz w:val="21"/>
-          <w:szCs w:val="21"/>
-        </w:rPr>
-        <w:t>}</w:t>
-      </w:r>
-    </w:p>
-    <w:p>
-      <w:pPr>
-        <w:tabs>
-          <w:tab w:val="left" w:pos="1842"/>
-        </w:tabs>
-      </w:pPr>
-      <w:r>
         <w:t xml:space="preserve">and passed data in </w:t>
       </w:r>
       <w:proofErr w:type="spellStart"/>
@@ -8422,19 +8741,12 @@
       </w:r>
       <w:r>
         <w:t>m</w:t>
+      </w:r>
+      <w:r>
+        <w:t xml:space="preserve">pt </w:t>
       </w:r>
       <w:bookmarkStart w:id="0" w:name="_GoBack"/>
       <w:bookmarkEnd w:id="0"/>
-      <w:r>
-        <w:t xml:space="preserve">pt </w:t>
-      </w:r>
-    </w:p>
-    <w:p>
-      <w:pPr>
-        <w:tabs>
-          <w:tab w:val="left" w:pos="1842"/>
-        </w:tabs>
-      </w:pPr>
     </w:p>
     <w:p>
       <w:pPr>
